--- a/hin/docx/54.content.docx
+++ b/hin/docx/54.content.docx
@@ -19,7 +19,7 @@
         <w:rPr>
           <w:lang w:val="hi_IN" w:bidi="hi_IN"/>
         </w:rPr>
-        <w:t>Resource: अध्ययन नोट्स - पुस्तक परिचय (टिंडेल)</w:t>
+        <w:t>Resource: Tyndale Open Study Notes</w:t>
       </w:r>
       <w:r>
         <w:rPr>
@@ -112,7 +112,7 @@
         <w:rPr>
           <w:lang w:val="hi_IN" w:bidi="hi_IN"/>
         </w:rPr>
-        <w:t>अध्ययन नोट्स - पुस्तक परिचय (टिंडेल)</w:t>
+        <w:t>Tyndale Open Study Notes</w:t>
       </w:r>
     </w:p>
     <w:p>

--- a/hin/docx/54.content.docx
+++ b/hin/docx/54.content.docx
@@ -19,7 +19,7 @@
         <w:rPr>
           <w:lang w:val="hi_IN" w:bidi="hi_IN"/>
         </w:rPr>
-        <w:t>Resource: Tyndale Open Study Notes</w:t>
+        <w:t>Resource: Aquifer Open Study Notes (Book Intros)</w:t>
       </w:r>
       <w:r>
         <w:rPr>
@@ -112,7 +112,7 @@
         <w:rPr>
           <w:lang w:val="hi_IN" w:bidi="hi_IN"/>
         </w:rPr>
-        <w:t>Tyndale Open Study Notes</w:t>
+        <w:t>Aquifer Open Study Notes (Book Intros)</w:t>
       </w:r>
     </w:p>
     <w:p>

--- a/hin/docx/54.content.docx
+++ b/hin/docx/54.content.docx
@@ -233,18 +233,12 @@
         </w:rPr>
         <w:t>पौलुस के प्रेरितिक सेेवाकाल के अंतिम चरण के दौरान, एक गंभीर व्यवधान इफिसुस में लंबे समय से स्थापित मसीही कलीसिया को परेशान कर रहा था: कुछ कलीसिया के अध्यक्ष झूठे शिक्षक बन गए थे । पौलुस ने चेतावनी दी थी कि ऐसा होगा (</w:t>
       </w:r>
-      <w:hyperlink r:id="rId13">
-        <w:r>
-          <w:rPr>
-            <w:lang w:val="hi_IN" w:bidi="hi_IN"/>
-          </w:rPr>
-          <w:rPr>
-            <w:color w:val="0000EE"/>
-            <w:u w:val="single"/>
-          </w:rPr>
-          <w:t>प्रेरितों 20:29–31</w:t>
-        </w:r>
-      </w:hyperlink>
+      <w:r>
+        <w:rPr>
+          <w:lang w:val="hi_IN" w:bidi="hi_IN"/>
+        </w:rPr>
+        <w:t>प्रेरितों 20:29–31</w:t>
+      </w:r>
       <w:r>
         <w:rPr>
           <w:lang w:val="hi_IN" w:bidi="hi_IN"/>
@@ -276,108 +270,72 @@
         </w:rPr>
         <w:t>अपनी दूसरी प्रचार यात्रा के दौरान (</w:t>
       </w:r>
-      <w:hyperlink r:id="rId14">
-        <w:r>
-          <w:rPr>
-            <w:lang w:val="hi_IN" w:bidi="hi_IN"/>
-          </w:rPr>
-          <w:rPr>
-            <w:color w:val="0000EE"/>
-            <w:u w:val="single"/>
-          </w:rPr>
-          <w:t>प्रेरितों 18:19–21</w:t>
-        </w:r>
-      </w:hyperlink>
+      <w:r>
+        <w:rPr>
+          <w:lang w:val="hi_IN" w:bidi="hi_IN"/>
+        </w:rPr>
+        <w:t>प्रेरितों 18:19–21</w:t>
+      </w:r>
       <w:r>
         <w:rPr>
           <w:lang w:val="hi_IN" w:bidi="hi_IN"/>
         </w:rPr>
         <w:t xml:space="preserve">), इफिसुस के साथ पौलुस के पहले संपर्क ने सार्थक कार्य का कोई अवसर नहीं दिया। अपनी तीसरी यात्रा के दौरान, पौलुस ने इफिसुस में तीन वर्षों तक सेवा की (लगभग 53–56 ई., </w:t>
       </w:r>
-      <w:hyperlink r:id="rId15">
-        <w:r>
-          <w:rPr>
-            <w:lang w:val="hi_IN" w:bidi="hi_IN"/>
-          </w:rPr>
-          <w:rPr>
-            <w:color w:val="0000EE"/>
-            <w:u w:val="single"/>
-          </w:rPr>
-          <w:t>प्रेरितों 19</w:t>
-        </w:r>
-      </w:hyperlink>
+      <w:r>
+        <w:rPr>
+          <w:lang w:val="hi_IN" w:bidi="hi_IN"/>
+        </w:rPr>
+        <w:t>प्रेरितों 19</w:t>
+      </w:r>
       <w:r>
         <w:rPr>
           <w:lang w:val="hi_IN" w:bidi="hi_IN"/>
         </w:rPr>
         <w:t>)। बाद में, जब पौलुस यरूशलेम जा रहे थे, तो उन्हें मीलेतुस में रुकने और इफिसुस के प्राचीनों से बात करने का अवसर मिला, जो उनसे वहां मिले थे (</w:t>
       </w:r>
-      <w:hyperlink r:id="rId16">
-        <w:r>
-          <w:rPr>
-            <w:lang w:val="hi_IN" w:bidi="hi_IN"/>
-          </w:rPr>
-          <w:rPr>
-            <w:color w:val="0000EE"/>
-            <w:u w:val="single"/>
-          </w:rPr>
-          <w:t>प्रेरितों 20:17–38</w:t>
-        </w:r>
-      </w:hyperlink>
+      <w:r>
+        <w:rPr>
+          <w:lang w:val="hi_IN" w:bidi="hi_IN"/>
+        </w:rPr>
+        <w:t>प्रेरितों 20:17–38</w:t>
+      </w:r>
       <w:r>
         <w:rPr>
           <w:lang w:val="hi_IN" w:bidi="hi_IN"/>
         </w:rPr>
         <w:t xml:space="preserve">)। पौलुस यरूशलेम गए, गिरफ्तार किए गए, बाद में उन्हें कैसरिया में स्थानांतरित कर दिया गया और फिर उन्हें रोम भेजा गया, जहां वह लगभग दो वर्षों तक नजरबंद रहे (ई.पू. 60–62, </w:t>
       </w:r>
-      <w:hyperlink r:id="rId17">
-        <w:r>
-          <w:rPr>
-            <w:lang w:val="hi_IN" w:bidi="hi_IN"/>
-          </w:rPr>
-          <w:rPr>
-            <w:color w:val="0000EE"/>
-            <w:u w:val="single"/>
-          </w:rPr>
-          <w:t>प्रेरितों 21–28</w:t>
-        </w:r>
-      </w:hyperlink>
+      <w:r>
+        <w:rPr>
+          <w:lang w:val="hi_IN" w:bidi="hi_IN"/>
+        </w:rPr>
+        <w:t>प्रेरितों 21–28</w:t>
+      </w:r>
       <w:r>
         <w:rPr>
           <w:lang w:val="hi_IN" w:bidi="hi_IN"/>
         </w:rPr>
         <w:t>)। जब उन्हें कैद से रिहा किया गया, तो उन्होंने अपना अभियान पुनः आरंभ किया, संभवतः स्पेन की ओर (</w:t>
       </w:r>
-      <w:hyperlink r:id="rId18">
-        <w:r>
-          <w:rPr>
-            <w:lang w:val="hi_IN" w:bidi="hi_IN"/>
-          </w:rPr>
-          <w:rPr>
-            <w:color w:val="0000EE"/>
-            <w:u w:val="single"/>
-          </w:rPr>
-          <w:t>रोम 15:24</w:t>
-        </w:r>
-      </w:hyperlink>
+      <w:r>
+        <w:rPr>
+          <w:lang w:val="hi_IN" w:bidi="hi_IN"/>
+        </w:rPr>
+        <w:t>रोम 15:24</w:t>
+      </w:r>
       <w:r>
         <w:rPr>
           <w:lang w:val="hi_IN" w:bidi="hi_IN"/>
         </w:rPr>
         <w:t xml:space="preserve">, </w:t>
       </w:r>
-      <w:hyperlink r:id="rId19">
-        <w:r>
-          <w:rPr>
-            <w:lang w:val="hi_IN" w:bidi="hi_IN"/>
-          </w:rPr>
-          <w:rPr>
-            <w:color w:val="0000EE"/>
-            <w:u w:val="single"/>
-          </w:rPr>
-          <w:t>28</w:t>
-        </w:r>
-      </w:hyperlink>
+      <w:r>
+        <w:rPr>
+          <w:lang w:val="hi_IN" w:bidi="hi_IN"/>
+        </w:rPr>
+        <w:t>28</w:t>
+      </w:r>
       <w:r>
         <w:rPr>
           <w:lang w:val="hi_IN" w:bidi="hi_IN"/>
@@ -398,126 +356,84 @@
         </w:rPr>
         <w:t>तीमुथियुस, जिन्होंने वहां पौलुस की अधिकांश मूल सेवकाई में साथ दिया था (</w:t>
       </w:r>
-      <w:hyperlink r:id="rId20">
-        <w:r>
-          <w:rPr>
-            <w:lang w:val="hi_IN" w:bidi="hi_IN"/>
-          </w:rPr>
-          <w:rPr>
-            <w:color w:val="0000EE"/>
-            <w:u w:val="single"/>
-          </w:rPr>
-          <w:t>प्रेरितों 19:22</w:t>
-        </w:r>
-      </w:hyperlink>
+      <w:r>
+        <w:rPr>
+          <w:lang w:val="hi_IN" w:bidi="hi_IN"/>
+        </w:rPr>
+        <w:t>प्रेरितों 19:22</w:t>
+      </w:r>
       <w:r>
         <w:rPr>
           <w:lang w:val="hi_IN" w:bidi="hi_IN"/>
         </w:rPr>
         <w:t>), अब उन्हें इफिसुस के नए और परेशान करने वाले घटनाक्रम से निपटने का कार्य सौंपा गया था (</w:t>
       </w:r>
-      <w:hyperlink r:id="rId21">
-        <w:r>
-          <w:rPr>
-            <w:lang w:val="hi_IN" w:bidi="hi_IN"/>
-          </w:rPr>
-          <w:rPr>
-            <w:color w:val="0000EE"/>
-            <w:u w:val="single"/>
-          </w:rPr>
-          <w:t>1 तीमुथियुस 1:3</w:t>
-        </w:r>
-      </w:hyperlink>
+      <w:r>
+        <w:rPr>
+          <w:lang w:val="hi_IN" w:bidi="hi_IN"/>
+        </w:rPr>
+        <w:t>1 तीमुथियुस 1:3</w:t>
+      </w:r>
       <w:r>
         <w:rPr>
           <w:lang w:val="hi_IN" w:bidi="hi_IN"/>
         </w:rPr>
         <w:t>)। झूठे शिक्षक उभरे थे (</w:t>
       </w:r>
-      <w:hyperlink r:id="rId21">
-        <w:r>
-          <w:rPr>
-            <w:lang w:val="hi_IN" w:bidi="hi_IN"/>
-          </w:rPr>
-          <w:rPr>
-            <w:color w:val="0000EE"/>
-            <w:u w:val="single"/>
-          </w:rPr>
-          <w:t>1:3</w:t>
-        </w:r>
-      </w:hyperlink>
+      <w:r>
+        <w:rPr>
+          <w:lang w:val="hi_IN" w:bidi="hi_IN"/>
+        </w:rPr>
+        <w:t>1:3</w:t>
+      </w:r>
       <w:r>
         <w:rPr>
           <w:lang w:val="hi_IN" w:bidi="hi_IN"/>
         </w:rPr>
         <w:t>) और स्पष्ट रूप से घरानों को परेशान कर रहे थे (देखें</w:t>
       </w:r>
-      <w:hyperlink r:id="rId22">
-        <w:r>
-          <w:rPr>
-            <w:lang w:val="hi_IN" w:bidi="hi_IN"/>
-          </w:rPr>
-          <w:rPr>
-            <w:color w:val="0000EE"/>
-            <w:u w:val="single"/>
-          </w:rPr>
-          <w:t>1 तीमुथियुस 2:15</w:t>
-        </w:r>
-      </w:hyperlink>
+      <w:r>
+        <w:rPr>
+          <w:lang w:val="hi_IN" w:bidi="hi_IN"/>
+        </w:rPr>
+        <w:t>1 तीमुथियुस 2:15</w:t>
+      </w:r>
       <w:r>
         <w:rPr>
           <w:lang w:val="hi_IN" w:bidi="hi_IN"/>
         </w:rPr>
         <w:t xml:space="preserve">; </w:t>
       </w:r>
-      <w:hyperlink r:id="rId23">
-        <w:r>
-          <w:rPr>
-            <w:lang w:val="hi_IN" w:bidi="hi_IN"/>
-          </w:rPr>
-          <w:rPr>
-            <w:color w:val="0000EE"/>
-            <w:u w:val="single"/>
-          </w:rPr>
-          <w:t>3:4–5</w:t>
-        </w:r>
-      </w:hyperlink>
+      <w:r>
+        <w:rPr>
+          <w:lang w:val="hi_IN" w:bidi="hi_IN"/>
+        </w:rPr>
+        <w:t>3:4–5</w:t>
+      </w:r>
       <w:r>
         <w:rPr>
           <w:lang w:val="hi_IN" w:bidi="hi_IN"/>
         </w:rPr>
         <w:t xml:space="preserve">; </w:t>
       </w:r>
-      <w:hyperlink r:id="rId24">
-        <w:r>
-          <w:rPr>
-            <w:lang w:val="hi_IN" w:bidi="hi_IN"/>
-          </w:rPr>
-          <w:rPr>
-            <w:color w:val="0000EE"/>
-            <w:u w:val="single"/>
-          </w:rPr>
-          <w:t>5:11–15</w:t>
-        </w:r>
-      </w:hyperlink>
+      <w:r>
+        <w:rPr>
+          <w:lang w:val="hi_IN" w:bidi="hi_IN"/>
+        </w:rPr>
+        <w:t>5:11–15</w:t>
+      </w:r>
       <w:r>
         <w:rPr>
           <w:lang w:val="hi_IN" w:bidi="hi_IN"/>
         </w:rPr>
         <w:t xml:space="preserve">; सीपी। </w:t>
       </w:r>
-      <w:hyperlink r:id="rId25">
-        <w:r>
-          <w:rPr>
-            <w:lang w:val="hi_IN" w:bidi="hi_IN"/>
-          </w:rPr>
-          <w:rPr>
-            <w:color w:val="0000EE"/>
-            <w:u w:val="single"/>
-          </w:rPr>
-          <w:t>तीतुस 1:11</w:t>
-        </w:r>
-      </w:hyperlink>
+      <w:r>
+        <w:rPr>
+          <w:lang w:val="hi_IN" w:bidi="hi_IN"/>
+        </w:rPr>
+        <w:t>तीतुस 1:11</w:t>
+      </w:r>
       <w:r>
         <w:rPr>
           <w:lang w:val="hi_IN" w:bidi="hi_IN"/>
@@ -549,90 +465,60 @@
         </w:rPr>
         <w:t>तीमुथियुस को झूठे शिक्षकों से निपटने का निर्देश देने के बाद, जो व्यवस्थापक होना चाहते थे (</w:t>
       </w:r>
-      <w:hyperlink r:id="rId26">
-        <w:r>
-          <w:rPr>
-            <w:lang w:val="hi_IN" w:bidi="hi_IN"/>
-          </w:rPr>
-          <w:rPr>
-            <w:color w:val="0000EE"/>
-            <w:u w:val="single"/>
-          </w:rPr>
-          <w:t>1:3–20</w:t>
-        </w:r>
-      </w:hyperlink>
+      <w:r>
+        <w:rPr>
+          <w:lang w:val="hi_IN" w:bidi="hi_IN"/>
+        </w:rPr>
+        <w:t>1:3–20</w:t>
+      </w:r>
       <w:r>
         <w:rPr>
           <w:lang w:val="hi_IN" w:bidi="hi_IN"/>
         </w:rPr>
         <w:t>), पौलुस प्रार्थना, महिलाओं के शिक्षण, और नेतृत्व के संबंध में परमेश्वर के घराने में आचरण पर मार्गदर्शन देतें हैं (2:</w:t>
       </w:r>
-      <w:hyperlink r:id="rId27">
-        <w:r>
-          <w:rPr>
-            <w:lang w:val="hi_IN" w:bidi="hi_IN"/>
-          </w:rPr>
-          <w:rPr>
-            <w:color w:val="0000EE"/>
-            <w:u w:val="single"/>
-          </w:rPr>
-          <w:t>1–3:13</w:t>
-        </w:r>
-      </w:hyperlink>
+      <w:r>
+        <w:rPr>
+          <w:lang w:val="hi_IN" w:bidi="hi_IN"/>
+        </w:rPr>
+        <w:t>1–3:13</w:t>
+      </w:r>
       <w:r>
         <w:rPr>
           <w:lang w:val="hi_IN" w:bidi="hi_IN"/>
         </w:rPr>
         <w:t>)। इन तीनों क्षेत्रों को झूठे शिक्षकों ने नुकसान पहुंचाया था। पौलुस स्पष्ट करतें हैं कि वह क्या करने की कोशिश कर रहे हैं और बतातें हैं कि ऐसा क्यों और कैसे किया जाना चाहिए (</w:t>
       </w:r>
-      <w:hyperlink r:id="rId28">
-        <w:r>
-          <w:rPr>
-            <w:lang w:val="hi_IN" w:bidi="hi_IN"/>
-          </w:rPr>
-          <w:rPr>
-            <w:color w:val="0000EE"/>
-            <w:u w:val="single"/>
-          </w:rPr>
-          <w:t>3:14–4:16</w:t>
-        </w:r>
-      </w:hyperlink>
+      <w:r>
+        <w:rPr>
+          <w:lang w:val="hi_IN" w:bidi="hi_IN"/>
+        </w:rPr>
+        <w:t>3:14–4:16</w:t>
+      </w:r>
       <w:r>
         <w:rPr>
           <w:lang w:val="hi_IN" w:bidi="hi_IN"/>
         </w:rPr>
         <w:t>)। फिर वह बूढ़े और युवा लोगों, विधवाओं, प्राचीनों और स्वामियों पर ध्यान केंद्रित करते हुए, अपने निर्देश फिर से शुरू करतें हैं (</w:t>
       </w:r>
-      <w:hyperlink r:id="rId29">
-        <w:r>
-          <w:rPr>
-            <w:lang w:val="hi_IN" w:bidi="hi_IN"/>
-          </w:rPr>
-          <w:rPr>
-            <w:color w:val="0000EE"/>
-            <w:u w:val="single"/>
-          </w:rPr>
-          <w:t>5:1–6:2</w:t>
-        </w:r>
-      </w:hyperlink>
+      <w:r>
+        <w:rPr>
+          <w:lang w:val="hi_IN" w:bidi="hi_IN"/>
+        </w:rPr>
+        <w:t>5:1–6:2</w:t>
+      </w:r>
       <w:r>
         <w:rPr>
           <w:lang w:val="hi_IN" w:bidi="hi_IN"/>
         </w:rPr>
         <w:t>)। इन क्षेत्रों के संबंधों को भी झूठे शिक्षकों ने विकृत किया था। अंत में, पौलुस स्वयं झूठे शिक्षकों से निपटने की आवश्यकता पर लौटतें है, इस बार धन और लाभ के मुद्दों पर ध्यान केंद्रित करतें हुए (</w:t>
       </w:r>
-      <w:hyperlink r:id="rId30">
-        <w:r>
-          <w:rPr>
-            <w:lang w:val="hi_IN" w:bidi="hi_IN"/>
-          </w:rPr>
-          <w:rPr>
-            <w:color w:val="0000EE"/>
-            <w:u w:val="single"/>
-          </w:rPr>
-          <w:t>6:2–21</w:t>
-        </w:r>
-      </w:hyperlink>
+      <w:r>
+        <w:rPr>
+          <w:lang w:val="hi_IN" w:bidi="hi_IN"/>
+        </w:rPr>
+        <w:t>6:2–21</w:t>
+      </w:r>
       <w:r>
         <w:rPr>
           <w:lang w:val="hi_IN" w:bidi="hi_IN"/>
@@ -702,18 +588,12 @@
         </w:rPr>
         <w:t xml:space="preserve">पासबानी पत्र (1 तीमुथियुस - तीतुस ) संभवतः पौलुस के रोम में पहले कारावास के बाद (ईस्वी 60–62, </w:t>
       </w:r>
-      <w:hyperlink r:id="rId31">
-        <w:r>
-          <w:rPr>
-            <w:lang w:val="hi_IN" w:bidi="hi_IN"/>
-          </w:rPr>
-          <w:rPr>
-            <w:color w:val="0000EE"/>
-            <w:u w:val="single"/>
-          </w:rPr>
-          <w:t>प्रेरितों 28:1–31</w:t>
-        </w:r>
-      </w:hyperlink>
+      <w:r>
+        <w:rPr>
+          <w:lang w:val="hi_IN" w:bidi="hi_IN"/>
+        </w:rPr>
+        <w:t>प्रेरितों 28:1–31</w:t>
+      </w:r>
       <w:r>
         <w:rPr>
           <w:lang w:val="hi_IN" w:bidi="hi_IN"/>
@@ -734,18 +614,12 @@
         </w:rPr>
         <w:t xml:space="preserve">2 तीमुथियुस में, पौलुस को उनके जीवन के अंत में रोम में कैद में रखा गया (देखें </w:t>
       </w:r>
-      <w:hyperlink r:id="rId32">
-        <w:r>
-          <w:rPr>
-            <w:lang w:val="hi_IN" w:bidi="hi_IN"/>
-          </w:rPr>
-          <w:rPr>
-            <w:color w:val="0000EE"/>
-            <w:u w:val="single"/>
-          </w:rPr>
-          <w:t xml:space="preserve">2 तीमुथियुस 4:6 </w:t>
-        </w:r>
-      </w:hyperlink>
+      <w:r>
+        <w:rPr>
+          <w:lang w:val="hi_IN" w:bidi="hi_IN"/>
+        </w:rPr>
+        <w:t xml:space="preserve">2 तीमुथियुस 4:6 </w:t>
+      </w:r>
       <w:r>
         <w:rPr>
           <w:lang w:val="hi_IN" w:bidi="hi_IN"/>
@@ -766,18 +640,12 @@
         </w:rPr>
         <w:t xml:space="preserve">एक संभावना यह है कि 2 तीमुथियुस को रोमी के कैद के दौरान लिखा गया था। </w:t>
       </w:r>
-      <w:hyperlink r:id="rId31">
-        <w:r>
-          <w:rPr>
-            <w:lang w:val="hi_IN" w:bidi="hi_IN"/>
-          </w:rPr>
-          <w:rPr>
-            <w:color w:val="0000EE"/>
-            <w:u w:val="single"/>
-          </w:rPr>
-          <w:t>प्रेरितों 28</w:t>
-        </w:r>
-      </w:hyperlink>
+      <w:r>
+        <w:rPr>
+          <w:lang w:val="hi_IN" w:bidi="hi_IN"/>
+        </w:rPr>
+        <w:t>प्रेरितों 28</w:t>
+      </w:r>
       <w:r>
         <w:rPr>
           <w:lang w:val="hi_IN" w:bidi="hi_IN"/>
@@ -811,18 +679,12 @@
         </w:rPr>
         <w:t xml:space="preserve"> </w:t>
       </w:r>
-      <w:hyperlink r:id="rId33">
-        <w:r>
-          <w:rPr>
-            <w:lang w:val="hi_IN" w:bidi="hi_IN"/>
-          </w:rPr>
-          <w:rPr>
-            <w:color w:val="0000EE"/>
-            <w:u w:val="single"/>
-          </w:rPr>
-          <w:t>5:6–7</w:t>
-        </w:r>
-      </w:hyperlink>
+      <w:r>
+        <w:rPr>
+          <w:lang w:val="hi_IN" w:bidi="hi_IN"/>
+        </w:rPr>
+        <w:t>5:6–7</w:t>
+      </w:r>
       <w:r>
         <w:rPr>
           <w:lang w:val="hi_IN" w:bidi="hi_IN"/>
@@ -856,18 +718,12 @@
         </w:rPr>
         <w:t xml:space="preserve">इस दृष्टिकोण के समर्थन में, ऐसा कोई कारण नहीं है कि इन पत्रों को प्रेरितों में अभिलिखित इतिहास के अनुकूल होना चाहिए। इसके अलावा, 1 तीमुथियुस और तीतुस में पौलुस और उनके प्रतिनिधियों की गतिविधियां प्रेरितों में दिए गए विवरण के अनुरूप नहीं हैं, और न ही 2 तीमुथियुस की कैद की तरह लगती है। </w:t>
       </w:r>
-      <w:hyperlink r:id="rId31">
-        <w:r>
-          <w:rPr>
-            <w:lang w:val="hi_IN" w:bidi="hi_IN"/>
-          </w:rPr>
-          <w:rPr>
-            <w:color w:val="0000EE"/>
-            <w:u w:val="single"/>
-          </w:rPr>
-          <w:t>प्रेरितों 28</w:t>
-        </w:r>
-      </w:hyperlink>
+      <w:r>
+        <w:rPr>
+          <w:lang w:val="hi_IN" w:bidi="hi_IN"/>
+        </w:rPr>
+        <w:t>प्रेरितों 28</w:t>
+      </w:r>
       <w:r>
         <w:rPr>
           <w:lang w:val="hi_IN" w:bidi="hi_IN"/>
@@ -899,414 +755,276 @@
         </w:rPr>
         <w:t>1 तीमुथियुस में जिन झूठे शिक्षकों का उल्लेख हैं वे उन समान व्यक्तित्वों से बहुत समानता रखते हैं, जिनका वर्णन पौलुस 2 तीमुथियुस और तीतुस दोनों में करता है। इन झूठे शिक्षकों का स्पष्ट चित्रण करना बहुत मुश्किल है, लेकिन सुराग हैं। उनकी शिक्षा में तपस्वी तत्व (</w:t>
       </w:r>
-      <w:hyperlink r:id="rId34">
-        <w:r>
-          <w:rPr>
-            <w:lang w:val="hi_IN" w:bidi="hi_IN"/>
-          </w:rPr>
-          <w:rPr>
-            <w:color w:val="0000EE"/>
-            <w:u w:val="single"/>
-          </w:rPr>
-          <w:t>1 तीमुथियुस 4:3</w:t>
-        </w:r>
-      </w:hyperlink>
+      <w:r>
+        <w:rPr>
+          <w:lang w:val="hi_IN" w:bidi="hi_IN"/>
+        </w:rPr>
+        <w:t>1 तीमुथियुस 4:3</w:t>
+      </w:r>
       <w:r>
         <w:rPr>
           <w:lang w:val="hi_IN" w:bidi="hi_IN"/>
         </w:rPr>
         <w:t xml:space="preserve">; </w:t>
       </w:r>
-      <w:hyperlink r:id="rId35">
-        <w:r>
-          <w:rPr>
-            <w:lang w:val="hi_IN" w:bidi="hi_IN"/>
-          </w:rPr>
-          <w:rPr>
-            <w:color w:val="0000EE"/>
-            <w:u w:val="single"/>
-          </w:rPr>
-          <w:t>तीतुस 1:15</w:t>
-        </w:r>
-      </w:hyperlink>
+      <w:r>
+        <w:rPr>
+          <w:lang w:val="hi_IN" w:bidi="hi_IN"/>
+        </w:rPr>
+        <w:t>तीतुस 1:15</w:t>
+      </w:r>
       <w:r>
         <w:rPr>
           <w:lang w:val="hi_IN" w:bidi="hi_IN"/>
         </w:rPr>
         <w:t xml:space="preserve">) और एक यहूदी केंद्रबिंदु था (देखें </w:t>
       </w:r>
-      <w:hyperlink r:id="rId36">
-        <w:r>
-          <w:rPr>
-            <w:lang w:val="hi_IN" w:bidi="hi_IN"/>
-          </w:rPr>
-          <w:rPr>
-            <w:color w:val="0000EE"/>
-            <w:u w:val="single"/>
-          </w:rPr>
-          <w:t>1 तीमुथियुस 1:7</w:t>
-        </w:r>
-      </w:hyperlink>
+      <w:r>
+        <w:rPr>
+          <w:lang w:val="hi_IN" w:bidi="hi_IN"/>
+        </w:rPr>
+        <w:t>1 तीमुथियुस 1:7</w:t>
+      </w:r>
       <w:r>
         <w:rPr>
           <w:lang w:val="hi_IN" w:bidi="hi_IN"/>
         </w:rPr>
         <w:t xml:space="preserve"> ; </w:t>
       </w:r>
-      <w:hyperlink r:id="rId37">
-        <w:r>
-          <w:rPr>
-            <w:lang w:val="hi_IN" w:bidi="hi_IN"/>
-          </w:rPr>
-          <w:rPr>
-            <w:color w:val="0000EE"/>
-            <w:u w:val="single"/>
-          </w:rPr>
-          <w:t>तीतुस 1:10</w:t>
-        </w:r>
-      </w:hyperlink>
+      <w:r>
+        <w:rPr>
+          <w:lang w:val="hi_IN" w:bidi="hi_IN"/>
+        </w:rPr>
+        <w:t>तीतुस 1:10</w:t>
+      </w:r>
       <w:r>
         <w:rPr>
           <w:lang w:val="hi_IN" w:bidi="hi_IN"/>
         </w:rPr>
         <w:t xml:space="preserve">, </w:t>
       </w:r>
-      <w:hyperlink r:id="rId38">
-        <w:r>
-          <w:rPr>
-            <w:lang w:val="hi_IN" w:bidi="hi_IN"/>
-          </w:rPr>
-          <w:rPr>
-            <w:color w:val="0000EE"/>
-            <w:u w:val="single"/>
-          </w:rPr>
-          <w:t>14</w:t>
-        </w:r>
-      </w:hyperlink>
+      <w:r>
+        <w:rPr>
+          <w:lang w:val="hi_IN" w:bidi="hi_IN"/>
+        </w:rPr>
+        <w:t>14</w:t>
+      </w:r>
       <w:r>
         <w:rPr>
           <w:lang w:val="hi_IN" w:bidi="hi_IN"/>
         </w:rPr>
         <w:t xml:space="preserve">; </w:t>
       </w:r>
-      <w:hyperlink r:id="rId39">
-        <w:r>
-          <w:rPr>
-            <w:lang w:val="hi_IN" w:bidi="hi_IN"/>
-          </w:rPr>
-          <w:rPr>
-            <w:color w:val="0000EE"/>
-            <w:u w:val="single"/>
-          </w:rPr>
-          <w:t>3:9</w:t>
-        </w:r>
-      </w:hyperlink>
+      <w:r>
+        <w:rPr>
+          <w:lang w:val="hi_IN" w:bidi="hi_IN"/>
+        </w:rPr>
+        <w:t>3:9</w:t>
+      </w:r>
       <w:r>
         <w:rPr>
           <w:lang w:val="hi_IN" w:bidi="hi_IN"/>
         </w:rPr>
         <w:t>)। उन्होंने विशेष ज्ञान का दावा किया (</w:t>
       </w:r>
-      <w:hyperlink r:id="rId40">
-        <w:r>
-          <w:rPr>
-            <w:lang w:val="hi_IN" w:bidi="hi_IN"/>
-          </w:rPr>
-          <w:rPr>
-            <w:color w:val="0000EE"/>
-            <w:u w:val="single"/>
-          </w:rPr>
-          <w:t>1 तीमुथियुस 6:20</w:t>
-        </w:r>
-      </w:hyperlink>
+      <w:r>
+        <w:rPr>
+          <w:lang w:val="hi_IN" w:bidi="hi_IN"/>
+        </w:rPr>
+        <w:t>1 तीमुथियुस 6:20</w:t>
+      </w:r>
       <w:r>
         <w:rPr>
           <w:lang w:val="hi_IN" w:bidi="hi_IN"/>
         </w:rPr>
         <w:t xml:space="preserve">; </w:t>
       </w:r>
-      <w:hyperlink r:id="rId41">
-        <w:r>
-          <w:rPr>
-            <w:lang w:val="hi_IN" w:bidi="hi_IN"/>
-          </w:rPr>
-          <w:rPr>
-            <w:color w:val="0000EE"/>
-            <w:u w:val="single"/>
-          </w:rPr>
-          <w:t>तीतुस 1:16</w:t>
-        </w:r>
-      </w:hyperlink>
+      <w:r>
+        <w:rPr>
+          <w:lang w:val="hi_IN" w:bidi="hi_IN"/>
+        </w:rPr>
+        <w:t>तीतुस 1:16</w:t>
+      </w:r>
       <w:r>
         <w:rPr>
           <w:lang w:val="hi_IN" w:bidi="hi_IN"/>
         </w:rPr>
         <w:t>), जोर देकर कहा कि विश्वासियों का पुनरूत्थान पहले ही हो चुका है (</w:t>
       </w:r>
-      <w:hyperlink r:id="rId42">
-        <w:r>
-          <w:rPr>
-            <w:lang w:val="hi_IN" w:bidi="hi_IN"/>
-          </w:rPr>
-          <w:rPr>
-            <w:color w:val="0000EE"/>
-            <w:u w:val="single"/>
-          </w:rPr>
-          <w:t>2 तीमुथियुस 2:18</w:t>
-        </w:r>
-      </w:hyperlink>
+      <w:r>
+        <w:rPr>
+          <w:lang w:val="hi_IN" w:bidi="hi_IN"/>
+        </w:rPr>
+        <w:t>2 तीमुथियुस 2:18</w:t>
+      </w:r>
       <w:r>
         <w:rPr>
           <w:lang w:val="hi_IN" w:bidi="hi_IN"/>
         </w:rPr>
         <w:t>), व्यवस्थित रिश्तों को बाधित किया (</w:t>
       </w:r>
-      <w:hyperlink r:id="rId43">
-        <w:r>
-          <w:rPr>
-            <w:lang w:val="hi_IN" w:bidi="hi_IN"/>
-          </w:rPr>
-          <w:rPr>
-            <w:color w:val="0000EE"/>
-            <w:u w:val="single"/>
-          </w:rPr>
-          <w:t>2 तीमुथियुस 3:6–7</w:t>
-        </w:r>
-      </w:hyperlink>
+      <w:r>
+        <w:rPr>
+          <w:lang w:val="hi_IN" w:bidi="hi_IN"/>
+        </w:rPr>
+        <w:t>2 तीमुथियुस 3:6–7</w:t>
+      </w:r>
       <w:r>
         <w:rPr>
           <w:lang w:val="hi_IN" w:bidi="hi_IN"/>
         </w:rPr>
         <w:t xml:space="preserve">; </w:t>
       </w:r>
-      <w:hyperlink r:id="rId25">
-        <w:r>
-          <w:rPr>
-            <w:lang w:val="hi_IN" w:bidi="hi_IN"/>
-          </w:rPr>
-          <w:rPr>
-            <w:color w:val="0000EE"/>
-            <w:u w:val="single"/>
-          </w:rPr>
-          <w:t>तीतुस 1:11</w:t>
-        </w:r>
-      </w:hyperlink>
+      <w:r>
+        <w:rPr>
+          <w:lang w:val="hi_IN" w:bidi="hi_IN"/>
+        </w:rPr>
+        <w:t>तीतुस 1:11</w:t>
+      </w:r>
       <w:r>
         <w:rPr>
           <w:lang w:val="hi_IN" w:bidi="hi_IN"/>
         </w:rPr>
         <w:t>), और हो सकता है कार्यों द्वारा उद्धार पर बल दिया हो (</w:t>
       </w:r>
-      <w:hyperlink r:id="rId44">
-        <w:r>
-          <w:rPr>
-            <w:lang w:val="hi_IN" w:bidi="hi_IN"/>
-          </w:rPr>
-          <w:rPr>
-            <w:color w:val="0000EE"/>
-            <w:u w:val="single"/>
-          </w:rPr>
-          <w:t>2 तीमुथियुस 1:9</w:t>
-        </w:r>
-      </w:hyperlink>
+      <w:r>
+        <w:rPr>
+          <w:lang w:val="hi_IN" w:bidi="hi_IN"/>
+        </w:rPr>
+        <w:t>2 तीमुथियुस 1:9</w:t>
+      </w:r>
       <w:r>
         <w:rPr>
           <w:lang w:val="hi_IN" w:bidi="hi_IN"/>
         </w:rPr>
         <w:t xml:space="preserve">; </w:t>
       </w:r>
-      <w:hyperlink r:id="rId45">
-        <w:r>
-          <w:rPr>
-            <w:lang w:val="hi_IN" w:bidi="hi_IN"/>
-          </w:rPr>
-          <w:rPr>
-            <w:color w:val="0000EE"/>
-            <w:u w:val="single"/>
-          </w:rPr>
-          <w:t>तीतुस 3:5</w:t>
-        </w:r>
-      </w:hyperlink>
+      <w:r>
+        <w:rPr>
+          <w:lang w:val="hi_IN" w:bidi="hi_IN"/>
+        </w:rPr>
+        <w:t>तीतुस 3:5</w:t>
+      </w:r>
       <w:r>
         <w:rPr>
           <w:lang w:val="hi_IN" w:bidi="hi_IN"/>
         </w:rPr>
         <w:t>)। पौलुस की मजबूत प्रतिक्रिया मसीह के सिद्धांत के बारे में सुधार करने की आवश्यकता का संकेत देती है। (</w:t>
       </w:r>
-      <w:hyperlink r:id="rId46">
-        <w:r>
-          <w:rPr>
-            <w:lang w:val="hi_IN" w:bidi="hi_IN"/>
-          </w:rPr>
-          <w:rPr>
-            <w:color w:val="0000EE"/>
-            <w:u w:val="single"/>
-          </w:rPr>
-          <w:t>1 तीमुथियुस 2:5–6</w:t>
-        </w:r>
-      </w:hyperlink>
+      <w:r>
+        <w:rPr>
+          <w:lang w:val="hi_IN" w:bidi="hi_IN"/>
+        </w:rPr>
+        <w:t>1 तीमुथियुस 2:5–6</w:t>
+      </w:r>
       <w:r>
         <w:rPr>
           <w:lang w:val="hi_IN" w:bidi="hi_IN"/>
         </w:rPr>
         <w:t xml:space="preserve">; </w:t>
       </w:r>
-      <w:hyperlink r:id="rId47">
-        <w:r>
-          <w:rPr>
-            <w:lang w:val="hi_IN" w:bidi="hi_IN"/>
-          </w:rPr>
-          <w:rPr>
-            <w:color w:val="0000EE"/>
-            <w:u w:val="single"/>
-          </w:rPr>
-          <w:t>3:16</w:t>
-        </w:r>
-      </w:hyperlink>
+      <w:r>
+        <w:rPr>
+          <w:lang w:val="hi_IN" w:bidi="hi_IN"/>
+        </w:rPr>
+        <w:t>3:16</w:t>
+      </w:r>
       <w:r>
         <w:rPr>
           <w:lang w:val="hi_IN" w:bidi="hi_IN"/>
         </w:rPr>
         <w:t xml:space="preserve">; </w:t>
       </w:r>
-      <w:hyperlink r:id="rId48">
-        <w:r>
-          <w:rPr>
-            <w:lang w:val="hi_IN" w:bidi="hi_IN"/>
-          </w:rPr>
-          <w:rPr>
-            <w:color w:val="0000EE"/>
-            <w:u w:val="single"/>
-          </w:rPr>
-          <w:t>2 तीमुथियुस 2:8</w:t>
-        </w:r>
-      </w:hyperlink>
+      <w:r>
+        <w:rPr>
+          <w:lang w:val="hi_IN" w:bidi="hi_IN"/>
+        </w:rPr>
+        <w:t>2 तीमुथियुस 2:8</w:t>
+      </w:r>
       <w:r>
         <w:rPr>
           <w:lang w:val="hi_IN" w:bidi="hi_IN"/>
         </w:rPr>
         <w:t>) और अंतिम दिनों के बारे में (</w:t>
       </w:r>
-      <w:hyperlink r:id="rId49">
-        <w:r>
-          <w:rPr>
-            <w:lang w:val="hi_IN" w:bidi="hi_IN"/>
-          </w:rPr>
-          <w:rPr>
-            <w:color w:val="0000EE"/>
-            <w:u w:val="single"/>
-          </w:rPr>
-          <w:t>1 तीमुथियुस 4:1–5</w:t>
-        </w:r>
-      </w:hyperlink>
+      <w:r>
+        <w:rPr>
+          <w:lang w:val="hi_IN" w:bidi="hi_IN"/>
+        </w:rPr>
+        <w:t>1 तीमुथियुस 4:1–5</w:t>
+      </w:r>
       <w:r>
         <w:rPr>
           <w:lang w:val="hi_IN" w:bidi="hi_IN"/>
         </w:rPr>
         <w:t xml:space="preserve">; </w:t>
       </w:r>
-      <w:hyperlink r:id="rId42">
-        <w:r>
-          <w:rPr>
-            <w:lang w:val="hi_IN" w:bidi="hi_IN"/>
-          </w:rPr>
-          <w:rPr>
-            <w:color w:val="0000EE"/>
-            <w:u w:val="single"/>
-          </w:rPr>
-          <w:t>2 तीमुथियुस 2:18</w:t>
-        </w:r>
-      </w:hyperlink>
+      <w:r>
+        <w:rPr>
+          <w:lang w:val="hi_IN" w:bidi="hi_IN"/>
+        </w:rPr>
+        <w:t>2 तीमुथियुस 2:18</w:t>
+      </w:r>
       <w:r>
         <w:rPr>
           <w:lang w:val="hi_IN" w:bidi="hi_IN"/>
         </w:rPr>
         <w:t xml:space="preserve">; </w:t>
       </w:r>
-      <w:hyperlink r:id="rId50">
-        <w:r>
-          <w:rPr>
-            <w:lang w:val="hi_IN" w:bidi="hi_IN"/>
-          </w:rPr>
-          <w:rPr>
-            <w:color w:val="0000EE"/>
-            <w:u w:val="single"/>
-          </w:rPr>
-          <w:t>3:1–9</w:t>
-        </w:r>
-      </w:hyperlink>
+      <w:r>
+        <w:rPr>
+          <w:lang w:val="hi_IN" w:bidi="hi_IN"/>
+        </w:rPr>
+        <w:t>3:1–9</w:t>
+      </w:r>
       <w:r>
         <w:rPr>
           <w:lang w:val="hi_IN" w:bidi="hi_IN"/>
         </w:rPr>
         <w:t xml:space="preserve">; </w:t>
       </w:r>
-      <w:hyperlink r:id="rId51">
-        <w:r>
-          <w:rPr>
-            <w:lang w:val="hi_IN" w:bidi="hi_IN"/>
-          </w:rPr>
-          <w:rPr>
-            <w:color w:val="0000EE"/>
-            <w:u w:val="single"/>
-          </w:rPr>
-          <w:t>तीतुस</w:t>
-        </w:r>
-      </w:hyperlink>
+      <w:r>
+        <w:rPr>
+          <w:lang w:val="hi_IN" w:bidi="hi_IN"/>
+        </w:rPr>
+        <w:t>तीतुस</w:t>
+      </w:r>
       <w:r>
         <w:rPr>
           <w:lang w:val="hi_IN" w:bidi="hi_IN"/>
         </w:rPr>
         <w:t xml:space="preserve"> 2:11–14) झूठे शिक्षकों ने पौलुस के संदेश का विरोध किया, अनैतिकता को बढ़ावा दिया, और कलीसिया के उद्देश्य को हानि पहुचाई। इसीलिए, अच्छे अगुओं की आवश्यकता थी (देखें </w:t>
       </w:r>
-      <w:hyperlink r:id="rId52">
-        <w:r>
-          <w:rPr>
-            <w:lang w:val="hi_IN" w:bidi="hi_IN"/>
-          </w:rPr>
-          <w:rPr>
-            <w:color w:val="0000EE"/>
-            <w:u w:val="single"/>
-          </w:rPr>
-          <w:t>तीतुस 1:10–13</w:t>
-        </w:r>
-      </w:hyperlink>
+      <w:r>
+        <w:rPr>
+          <w:lang w:val="hi_IN" w:bidi="hi_IN"/>
+        </w:rPr>
+        <w:t>तीतुस 1:10–13</w:t>
+      </w:r>
       <w:r>
         <w:rPr>
           <w:lang w:val="hi_IN" w:bidi="hi_IN"/>
         </w:rPr>
         <w:t xml:space="preserve">; </w:t>
       </w:r>
-      <w:hyperlink r:id="rId53">
-        <w:r>
-          <w:rPr>
-            <w:lang w:val="hi_IN" w:bidi="hi_IN"/>
-          </w:rPr>
-          <w:rPr>
-            <w:color w:val="0000EE"/>
-            <w:u w:val="single"/>
-          </w:rPr>
-          <w:t>2:6–8</w:t>
-        </w:r>
-      </w:hyperlink>
+      <w:r>
+        <w:rPr>
+          <w:lang w:val="hi_IN" w:bidi="hi_IN"/>
+        </w:rPr>
+        <w:t>2:6–8</w:t>
+      </w:r>
       <w:r>
         <w:rPr>
           <w:lang w:val="hi_IN" w:bidi="hi_IN"/>
         </w:rPr>
         <w:t xml:space="preserve">, </w:t>
       </w:r>
-      <w:hyperlink r:id="rId54">
-        <w:r>
-          <w:rPr>
-            <w:lang w:val="hi_IN" w:bidi="hi_IN"/>
-          </w:rPr>
-          <w:rPr>
-            <w:color w:val="0000EE"/>
-            <w:u w:val="single"/>
-          </w:rPr>
-          <w:t>15</w:t>
-        </w:r>
-      </w:hyperlink>
+      <w:r>
+        <w:rPr>
+          <w:lang w:val="hi_IN" w:bidi="hi_IN"/>
+        </w:rPr>
+        <w:t>15</w:t>
+      </w:r>
       <w:r>
         <w:rPr>
           <w:lang w:val="hi_IN" w:bidi="hi_IN"/>
@@ -1338,18 +1056,12 @@
         </w:rPr>
         <w:t xml:space="preserve">पहला तीमुथियुस यीशु मसीह के सुसमाचार, दुनिया में उसकी चल रही प्रगति और नये जीवन, जिसे वह बनाता और बढ़ावा देता है, का भावुक और उत्कृष्ट समर्थन है (देखें </w:t>
       </w:r>
-      <w:hyperlink r:id="rId55">
-        <w:r>
-          <w:rPr>
-            <w:lang w:val="hi_IN" w:bidi="hi_IN"/>
-          </w:rPr>
-          <w:rPr>
-            <w:color w:val="0000EE"/>
-            <w:u w:val="single"/>
-          </w:rPr>
-          <w:t>3:14–16</w:t>
-        </w:r>
-      </w:hyperlink>
+      <w:r>
+        <w:rPr>
+          <w:lang w:val="hi_IN" w:bidi="hi_IN"/>
+        </w:rPr>
+        <w:t>3:14–16</w:t>
+      </w:r>
       <w:r>
         <w:rPr>
           <w:lang w:val="hi_IN" w:bidi="hi_IN"/>
@@ -1370,72 +1082,48 @@
         </w:rPr>
         <w:t>परमेश्वर का घराना पौलुस की तत्काल चिंता था। जिस तरह आसपास का समाज पारिवारिक घराने में उचित आचरण की अपेक्षा करता था - भूमिकाओं और शिष्टाचार और सम्मान और शर्म की भावनाओं के साथ - वैसा ही परमेश्वर के घराने के साथ था। परमेश्वर का घराना सम्मान और औचित्य के व्यापक रूप से स्वीकृत मानकों के साथ-साथ समाज की सामाजिक संरचनाओं को भी दर्शाता है। साथ ही, जहां उचित और आवश्यक हो, परमेश्वर का घराना समाज के विपरीत चलता है, जो बहुत अलग और यहां तक कि विपरीत सांस्कृतिक मूल्यों और प्रथाओं को दर्शाता है। परमेश्वर का घराना दुनिया में है, लेकिन उसका नहीं। दुनिया परमेश्वर की अच्छी सृष्टि बनी हुई है (</w:t>
       </w:r>
-      <w:hyperlink r:id="rId56">
-        <w:r>
-          <w:rPr>
-            <w:lang w:val="hi_IN" w:bidi="hi_IN"/>
-          </w:rPr>
-          <w:rPr>
-            <w:color w:val="0000EE"/>
-            <w:u w:val="single"/>
-          </w:rPr>
-          <w:t>4:3–4</w:t>
-        </w:r>
-      </w:hyperlink>
+      <w:r>
+        <w:rPr>
+          <w:lang w:val="hi_IN" w:bidi="hi_IN"/>
+        </w:rPr>
+        <w:t>4:3–4</w:t>
+      </w:r>
       <w:r>
         <w:rPr>
           <w:lang w:val="hi_IN" w:bidi="hi_IN"/>
         </w:rPr>
         <w:t xml:space="preserve">; </w:t>
       </w:r>
-      <w:hyperlink r:id="rId57">
-        <w:r>
-          <w:rPr>
-            <w:lang w:val="hi_IN" w:bidi="hi_IN"/>
-          </w:rPr>
-          <w:rPr>
-            <w:color w:val="0000EE"/>
-            <w:u w:val="single"/>
-          </w:rPr>
-          <w:t>6:17</w:t>
-        </w:r>
-      </w:hyperlink>
+      <w:r>
+        <w:rPr>
+          <w:lang w:val="hi_IN" w:bidi="hi_IN"/>
+        </w:rPr>
+        <w:t>6:17</w:t>
+      </w:r>
       <w:r>
         <w:rPr>
           <w:lang w:val="hi_IN" w:bidi="hi_IN"/>
         </w:rPr>
         <w:t>), लेकिन यह क्षणिक है और अपने अंतिम, कठिन, बुराई से भरे दिनों में है (</w:t>
       </w:r>
-      <w:hyperlink r:id="rId58">
-        <w:r>
-          <w:rPr>
-            <w:lang w:val="hi_IN" w:bidi="hi_IN"/>
-          </w:rPr>
-          <w:rPr>
-            <w:color w:val="0000EE"/>
-            <w:u w:val="single"/>
-          </w:rPr>
-          <w:t>4:1</w:t>
-        </w:r>
-      </w:hyperlink>
+      <w:r>
+        <w:rPr>
+          <w:lang w:val="hi_IN" w:bidi="hi_IN"/>
+        </w:rPr>
+        <w:t>4:1</w:t>
+      </w:r>
       <w:r>
         <w:rPr>
           <w:lang w:val="hi_IN" w:bidi="hi_IN"/>
         </w:rPr>
         <w:t xml:space="preserve">; </w:t>
       </w:r>
-      <w:hyperlink r:id="rId59">
-        <w:r>
-          <w:rPr>
-            <w:lang w:val="hi_IN" w:bidi="hi_IN"/>
-          </w:rPr>
-          <w:rPr>
-            <w:color w:val="0000EE"/>
-            <w:u w:val="single"/>
-          </w:rPr>
-          <w:t>2 तीमुथियुस 3:1</w:t>
-        </w:r>
-      </w:hyperlink>
+      <w:r>
+        <w:rPr>
+          <w:lang w:val="hi_IN" w:bidi="hi_IN"/>
+        </w:rPr>
+        <w:t>2 तीमुथियुस 3:1</w:t>
+      </w:r>
       <w:r>
         <w:rPr>
           <w:lang w:val="hi_IN" w:bidi="hi_IN"/>
@@ -1456,144 +1144,96 @@
         </w:rPr>
         <w:t xml:space="preserve">परमेश्वर के घराने का उद्देश्य दुनिया में सुसमाचार को आगे बढ़ाना और परमेश्वर की इच्छा को बढ़ावा देना है (देखें </w:t>
       </w:r>
-      <w:hyperlink r:id="rId60">
-        <w:r>
-          <w:rPr>
-            <w:lang w:val="hi_IN" w:bidi="hi_IN"/>
-          </w:rPr>
-          <w:rPr>
-            <w:color w:val="0000EE"/>
-            <w:u w:val="single"/>
-          </w:rPr>
-          <w:t>1 तीमुथियुस 2:4–7</w:t>
-        </w:r>
-      </w:hyperlink>
+      <w:r>
+        <w:rPr>
+          <w:lang w:val="hi_IN" w:bidi="hi_IN"/>
+        </w:rPr>
+        <w:t>1 तीमुथियुस 2:4–7</w:t>
+      </w:r>
       <w:r>
         <w:rPr>
           <w:lang w:val="hi_IN" w:bidi="hi_IN"/>
         </w:rPr>
         <w:t xml:space="preserve"> )। परमेश्वर के लोगों को वही करना चाहिए जो उस उद्देश्य का समर्थन करता हो (</w:t>
       </w:r>
-      <w:hyperlink r:id="rId27">
-        <w:r>
-          <w:rPr>
-            <w:lang w:val="hi_IN" w:bidi="hi_IN"/>
-          </w:rPr>
-          <w:rPr>
-            <w:color w:val="0000EE"/>
-            <w:u w:val="single"/>
-          </w:rPr>
-          <w:t>2:1–3:13</w:t>
-        </w:r>
-      </w:hyperlink>
+      <w:r>
+        <w:rPr>
+          <w:lang w:val="hi_IN" w:bidi="hi_IN"/>
+        </w:rPr>
+        <w:t>2:1–3:13</w:t>
+      </w:r>
       <w:r>
         <w:rPr>
           <w:lang w:val="hi_IN" w:bidi="hi_IN"/>
         </w:rPr>
         <w:t xml:space="preserve">; </w:t>
       </w:r>
-      <w:hyperlink r:id="rId29">
-        <w:r>
-          <w:rPr>
-            <w:lang w:val="hi_IN" w:bidi="hi_IN"/>
-          </w:rPr>
-          <w:rPr>
-            <w:color w:val="0000EE"/>
-            <w:u w:val="single"/>
-          </w:rPr>
-          <w:t>5:1–6:2</w:t>
-        </w:r>
-      </w:hyperlink>
+      <w:r>
+        <w:rPr>
+          <w:lang w:val="hi_IN" w:bidi="hi_IN"/>
+        </w:rPr>
+        <w:t>5:1–6:2</w:t>
+      </w:r>
       <w:r>
         <w:rPr>
           <w:lang w:val="hi_IN" w:bidi="hi_IN"/>
         </w:rPr>
         <w:t xml:space="preserve">; </w:t>
       </w:r>
-      <w:hyperlink r:id="rId61">
-        <w:r>
-          <w:rPr>
-            <w:lang w:val="hi_IN" w:bidi="hi_IN"/>
-          </w:rPr>
-          <w:rPr>
-            <w:color w:val="0000EE"/>
-            <w:u w:val="single"/>
-          </w:rPr>
-          <w:t>1 कुरिन्थियों 9:19–23</w:t>
-        </w:r>
-      </w:hyperlink>
+      <w:r>
+        <w:rPr>
+          <w:lang w:val="hi_IN" w:bidi="hi_IN"/>
+        </w:rPr>
+        <w:t>1 कुरिन्थियों 9:19–23</w:t>
+      </w:r>
       <w:r>
         <w:rPr>
           <w:lang w:val="hi_IN" w:bidi="hi_IN"/>
         </w:rPr>
         <w:t>)। झूठे शिक्षक, इसके विपरीत, मूर्खता की बात कर रहे थे और कलीसिया की पवित्रता को नुकसान पहुँचा रहे थे, इसलिए पौलुस ने अपनी अधिकांश बातों को सही आचरण की ओर निर्देशित किया। सुसमाचार का संक्षिप्त सारांश (</w:t>
       </w:r>
-      <w:hyperlink r:id="rId62">
-        <w:r>
-          <w:rPr>
-            <w:lang w:val="hi_IN" w:bidi="hi_IN"/>
-          </w:rPr>
-          <w:rPr>
-            <w:color w:val="0000EE"/>
-            <w:u w:val="single"/>
-          </w:rPr>
-          <w:t>1 तीमुथियुस 1:15</w:t>
-        </w:r>
-      </w:hyperlink>
+      <w:r>
+        <w:rPr>
+          <w:lang w:val="hi_IN" w:bidi="hi_IN"/>
+        </w:rPr>
+        <w:t>1 तीमुथियुस 1:15</w:t>
+      </w:r>
       <w:r>
         <w:rPr>
           <w:lang w:val="hi_IN" w:bidi="hi_IN"/>
         </w:rPr>
         <w:t xml:space="preserve">; </w:t>
       </w:r>
-      <w:hyperlink r:id="rId46">
-        <w:r>
-          <w:rPr>
-            <w:lang w:val="hi_IN" w:bidi="hi_IN"/>
-          </w:rPr>
-          <w:rPr>
-            <w:color w:val="0000EE"/>
-            <w:u w:val="single"/>
-          </w:rPr>
-          <w:t>2:5–6</w:t>
-        </w:r>
-      </w:hyperlink>
+      <w:r>
+        <w:rPr>
+          <w:lang w:val="hi_IN" w:bidi="hi_IN"/>
+        </w:rPr>
+        <w:t>2:5–6</w:t>
+      </w:r>
       <w:r>
         <w:rPr>
           <w:lang w:val="hi_IN" w:bidi="hi_IN"/>
         </w:rPr>
         <w:t xml:space="preserve">; </w:t>
       </w:r>
-      <w:hyperlink r:id="rId47">
-        <w:r>
-          <w:rPr>
-            <w:lang w:val="hi_IN" w:bidi="hi_IN"/>
-          </w:rPr>
-          <w:rPr>
-            <w:color w:val="0000EE"/>
-            <w:u w:val="single"/>
-          </w:rPr>
-          <w:t>3:16</w:t>
-        </w:r>
-      </w:hyperlink>
+      <w:r>
+        <w:rPr>
+          <w:lang w:val="hi_IN" w:bidi="hi_IN"/>
+        </w:rPr>
+        <w:t>3:16</w:t>
+      </w:r>
       <w:r>
         <w:rPr>
           <w:lang w:val="hi_IN" w:bidi="hi_IN"/>
         </w:rPr>
         <w:t xml:space="preserve">; </w:t>
       </w:r>
-      <w:hyperlink r:id="rId63">
-        <w:r>
-          <w:rPr>
-            <w:lang w:val="hi_IN" w:bidi="hi_IN"/>
-          </w:rPr>
-          <w:rPr>
-            <w:color w:val="0000EE"/>
-            <w:u w:val="single"/>
-          </w:rPr>
-          <w:t>6:13–16</w:t>
-        </w:r>
-      </w:hyperlink>
+      <w:r>
+        <w:rPr>
+          <w:lang w:val="hi_IN" w:bidi="hi_IN"/>
+        </w:rPr>
+        <w:t>6:13–16</w:t>
+      </w:r>
       <w:r>
         <w:rPr>
           <w:lang w:val="hi_IN" w:bidi="hi_IN"/>
